--- a/report/Jurnal Kelompok 6.docx
+++ b/report/Jurnal Kelompok 6.docx
@@ -8230,7 +8230,7 @@
           <w:szCs w:val="20"/>
           <w:rtl w:val="0"/>
         </w:rPr>
-        <w:t xml:space="preserve">), yang mencakup empat wilayah utama, yaitu Jakarta, Yogyakarta, Semarang, dan Surabaya. Dataset awal berisi 986 baris data mentah dengan atribut utama berupa nama destinasi (</w:t>
+        <w:t xml:space="preserve">), yang mencakup empat wilayah utama, yaitu Jakarta, Yogyakarta, Semarang, dan Surabaya. Dataset awal berisi 1090 baris data mentah dengan atribut utama berupa nama destinasi (</w:t>
       </w:r>
       <w:r>
         <w:rPr>
@@ -8362,7 +8362,7 @@
           <w:szCs w:val="20"/>
           <w:rtl w:val="0"/>
         </w:rPr>
-        <w:t xml:space="preserve">jumlah data yang siap dimodelkan tetap sebanyak 986 baris, yang mengindikasikan bahwa dataset hasil </w:t>
+        <w:t xml:space="preserve">jumlah data yang siap dimodelkan sebanyak 945 baris, yang mengindikasikan bahwa dataset hasil </w:t>
       </w:r>
       <w:r>
         <w:rPr>
@@ -8401,12 +8401,12 @@
           <wp:inline distB="114300" distT="114300" distL="114300" distR="114300">
             <wp:extent cx="3021013" cy="1938397"/>
             <wp:effectExtent b="0" l="0" r="0" t="0"/>
-            <wp:docPr id="1" name="image8.png"/>
+            <wp:docPr id="1" name="image7.png"/>
             <a:graphic>
               <a:graphicData uri="http://schemas.openxmlformats.org/drawingml/2006/picture">
                 <pic:pic>
                   <pic:nvPicPr>
-                    <pic:cNvPr id="0" name="image8.png"/>
+                    <pic:cNvPr id="0" name="image7.png"/>
                     <pic:cNvPicPr preferRelativeResize="0"/>
                   </pic:nvPicPr>
                   <pic:blipFill>
@@ -8465,12 +8465,12 @@
           <wp:inline distB="114300" distT="114300" distL="114300" distR="114300">
             <wp:extent cx="3038192" cy="2074863"/>
             <wp:effectExtent b="0" l="0" r="0" t="0"/>
-            <wp:docPr id="6" name="image1.png"/>
+            <wp:docPr id="6" name="image8.png"/>
             <a:graphic>
               <a:graphicData uri="http://schemas.openxmlformats.org/drawingml/2006/picture">
                 <pic:pic>
                   <pic:nvPicPr>
-                    <pic:cNvPr id="0" name="image1.png"/>
+                    <pic:cNvPr id="0" name="image8.png"/>
                     <pic:cNvPicPr preferRelativeResize="0"/>
                   </pic:nvPicPr>
                   <pic:blipFill>
@@ -8731,12 +8731,12 @@
           <wp:inline distB="114300" distT="114300" distL="114300" distR="114300">
             <wp:extent cx="3022260" cy="2145432"/>
             <wp:effectExtent b="0" l="0" r="0" t="0"/>
-            <wp:docPr id="5" name="image5.png"/>
+            <wp:docPr id="5" name="image4.png"/>
             <a:graphic>
               <a:graphicData uri="http://schemas.openxmlformats.org/drawingml/2006/picture">
                 <pic:pic>
                   <pic:nvPicPr>
-                    <pic:cNvPr id="0" name="image5.png"/>
+                    <pic:cNvPr id="0" name="image4.png"/>
                     <pic:cNvPicPr preferRelativeResize="0"/>
                   </pic:nvPicPr>
                   <pic:blipFill>
@@ -9090,12 +9090,12 @@
           <wp:inline distB="114300" distT="114300" distL="114300" distR="114300">
             <wp:extent cx="3079091" cy="2333290"/>
             <wp:effectExtent b="0" l="0" r="0" t="0"/>
-            <wp:docPr id="3" name="image4.png"/>
+            <wp:docPr id="3" name="image3.png"/>
             <a:graphic>
               <a:graphicData uri="http://schemas.openxmlformats.org/drawingml/2006/picture">
                 <pic:pic>
                   <pic:nvPicPr>
-                    <pic:cNvPr id="0" name="image4.png"/>
+                    <pic:cNvPr id="0" name="image3.png"/>
                     <pic:cNvPicPr preferRelativeResize="0"/>
                   </pic:nvPicPr>
                   <pic:blipFill>
@@ -9167,12 +9167,12 @@
           <wp:inline distB="114300" distT="114300" distL="114300" distR="114300">
             <wp:extent cx="3011488" cy="2225882"/>
             <wp:effectExtent b="0" l="0" r="0" t="0"/>
-            <wp:docPr id="4" name="image7.png"/>
+            <wp:docPr id="4" name="image5.png"/>
             <a:graphic>
               <a:graphicData uri="http://schemas.openxmlformats.org/drawingml/2006/picture">
                 <pic:pic>
                   <pic:nvPicPr>
-                    <pic:cNvPr id="0" name="image7.png"/>
+                    <pic:cNvPr id="0" name="image5.png"/>
                     <pic:cNvPicPr preferRelativeResize="0"/>
                   </pic:nvPicPr>
                   <pic:blipFill>
@@ -11396,7 +11396,7 @@
           <w:szCs w:val="20"/>
           <w:rtl w:val="0"/>
         </w:rPr>
-        <w:t xml:space="preserve">Dari total 986 baris data mentah, proses ini menyisakan 986 baris data destinasi wisata Pulau Jawa yang valid dan siap dimodelkan. Pengujian skenario eksperimen secara kuantitatif menunjukkan bahwa pemodelan dengan jumlah klaster K=3 merupakan skenario paling optimal. Hal ini divalidasi oleh grafik Silhouette Score yang mencetak titik puncak tertinggi sebesar 0.3666 dengan nilai Inertia sebesar 828.894. Meskipun metode Elbow menunjukkan kelandaian pada K=4 dengan Silhouette Score lebih rendah yaitu 0.3521, pemodelan K=3 memberikan batasan klaster yang paling stabil dan bermakna secara domain pariwisata.</w:t>
+        <w:t xml:space="preserve">Dari total 1090 baris data mentah, proses ini menyisakan 945 baris data destinasi wisata Pulau Jawa yang valid dan siap dimodelkan. Pengujian skenario eksperimen secara kuantitatif menunjukkan bahwa pemodelan dengan jumlah klaster K=3 merupakan skenario paling optimal. Hal ini divalidasi oleh grafik Silhouette Score yang mencetak titik puncak tertinggi sebesar 0.3668 dengan nilai Inertia sebesar 795.070. Meskipun metode Elbow menunjukkan kelandaian pada K=4 dengan Silhouette Score lebih rendah yaitu 0.3540, pemodelan K=3 memberikan batasan klaster yang paling stabil dan bermakna secara domain pariwisata.</w:t>
       </w:r>
     </w:p>
     <w:p>
@@ -12754,12 +12754,12 @@
         <wp:inline distB="0" distT="0" distL="0" distR="0">
           <wp:extent cx="1169670" cy="297815"/>
           <wp:effectExtent b="0" l="0" r="0" t="0"/>
-          <wp:docPr descr="Logo" id="8" name="image3.jpg"/>
+          <wp:docPr descr="Logo" id="8" name="image2.jpg"/>
           <a:graphic>
             <a:graphicData uri="http://schemas.openxmlformats.org/drawingml/2006/picture">
               <pic:pic>
                 <pic:nvPicPr>
-                  <pic:cNvPr descr="Logo" id="0" name="image3.jpg"/>
+                  <pic:cNvPr descr="Logo" id="0" name="image2.jpg"/>
                   <pic:cNvPicPr preferRelativeResize="0"/>
                 </pic:nvPicPr>
                 <pic:blipFill>
@@ -12852,12 +12852,12 @@
         <wp:inline distB="0" distT="0" distL="0" distR="0">
           <wp:extent cx="977900" cy="170180"/>
           <wp:effectExtent b="0" l="0" r="0" t="0"/>
-          <wp:docPr descr="notaglineLogo-eps-converted-to" id="7" name="image2.jpg"/>
+          <wp:docPr descr="notaglineLogo-eps-converted-to" id="7" name="image1.jpg"/>
           <a:graphic>
             <a:graphicData uri="http://schemas.openxmlformats.org/drawingml/2006/picture">
               <pic:pic>
                 <pic:nvPicPr>
-                  <pic:cNvPr descr="notaglineLogo-eps-converted-to" id="0" name="image2.jpg"/>
+                  <pic:cNvPr descr="notaglineLogo-eps-converted-to" id="0" name="image1.jpg"/>
                   <pic:cNvPicPr preferRelativeResize="0"/>
                 </pic:nvPicPr>
                 <pic:blipFill>
